--- a/assets/templates/template_report.docx
+++ b/assets/templates/template_report.docx
@@ -32,6 +32,7 @@
             </w:rPr>
             <w:t>{{</w:t>
           </w:r>
+          <w:proofErr w:type="spellStart"/>
           <w:r>
             <w:rPr>
               <w:sz w:val="24"/>
@@ -39,6 +40,7 @@
             </w:rPr>
             <w:t>next_comander_position</w:t>
           </w:r>
+          <w:proofErr w:type="spellEnd"/>
           <w:r>
             <w:rPr>
               <w:sz w:val="24"/>
@@ -104,7 +106,27 @@
           <w:szCs w:val="24"/>
           <w:lang w:val="uk-UA"/>
         </w:rPr>
-        <w:t>{{text}}</w:t>
+        <w:t>{{</w:t>
+      </w:r>
+      <w:proofErr w:type="spellStart"/>
+      <w:r>
+        <w:rPr>
+          <w:rFonts w:eastAsia="Times New Roman"/>
+          <w:sz w:val="24"/>
+          <w:szCs w:val="24"/>
+          <w:lang w:val="uk-UA"/>
+        </w:rPr>
+        <w:t>text</w:t>
+      </w:r>
+      <w:proofErr w:type="spellEnd"/>
+      <w:r>
+        <w:rPr>
+          <w:rFonts w:eastAsia="Times New Roman"/>
+          <w:sz w:val="24"/>
+          <w:szCs w:val="24"/>
+          <w:lang w:val="uk-UA"/>
+        </w:rPr>
+        <w:t>}}</w:t>
       </w:r>
     </w:p>
     <w:p>
@@ -159,6 +181,7 @@
                 </w:rPr>
                 <w:t>{{</w:t>
               </w:r>
+              <w:proofErr w:type="spellStart"/>
               <w:r>
                 <w:rPr>
                   <w:sz w:val="24"/>
@@ -166,6 +189,7 @@
                 </w:rPr>
                 <w:t>full_job_title</w:t>
               </w:r>
+              <w:proofErr w:type="spellEnd"/>
               <w:r>
                 <w:rPr>
                   <w:sz w:val="24"/>
@@ -213,7 +237,23 @@
               <w:sz w:val="24"/>
               <w:szCs w:val="24"/>
             </w:rPr>
-            <w:t xml:space="preserve"> rank </w:t>
+            <w:t xml:space="preserve"> </w:t>
+          </w:r>
+          <w:proofErr w:type="spellStart"/>
+          <w:r>
+            <w:rPr>
+              <w:sz w:val="24"/>
+              <w:szCs w:val="24"/>
+            </w:rPr>
+            <w:t>rank</w:t>
+          </w:r>
+          <w:proofErr w:type="spellEnd"/>
+          <w:r>
+            <w:rPr>
+              <w:sz w:val="24"/>
+              <w:szCs w:val="24"/>
+            </w:rPr>
+            <w:t xml:space="preserve"> </w:t>
           </w:r>
           <w:r>
             <w:rPr>
@@ -250,7 +290,23 @@
               <w:sz w:val="24"/>
               <w:szCs w:val="24"/>
             </w:rPr>
-            <w:t>{{ full_name }}</w:t>
+            <w:t xml:space="preserve">{{ </w:t>
+          </w:r>
+          <w:proofErr w:type="spellStart"/>
+          <w:r>
+            <w:rPr>
+              <w:sz w:val="24"/>
+              <w:szCs w:val="24"/>
+            </w:rPr>
+            <w:t>full_name</w:t>
+          </w:r>
+          <w:proofErr w:type="spellEnd"/>
+          <w:r>
+            <w:rPr>
+              <w:sz w:val="24"/>
+              <w:szCs w:val="24"/>
+            </w:rPr>
+            <w:t xml:space="preserve"> }}</w:t>
           </w:r>
         </w:sdtContent>
       </w:sdt>
@@ -289,8 +345,17 @@
               <w:sz w:val="24"/>
               <w:szCs w:val="24"/>
             </w:rPr>
-            <w:t xml:space="preserve"> date</w:t>
-          </w:r>
+            <w:t xml:space="preserve"> </w:t>
+          </w:r>
+          <w:proofErr w:type="spellStart"/>
+          <w:r>
+            <w:rPr>
+              <w:sz w:val="24"/>
+              <w:szCs w:val="24"/>
+            </w:rPr>
+            <w:t>date</w:t>
+          </w:r>
+          <w:proofErr w:type="spellEnd"/>
           <w:r>
             <w:rPr>
               <w:sz w:val="24"/>
@@ -321,7 +386,71 @@
           <w:sz w:val="24"/>
           <w:szCs w:val="24"/>
         </w:rPr>
-        <w:t>{% for item in subordination %}</w:t>
+        <w:t xml:space="preserve">{% </w:t>
+      </w:r>
+      <w:proofErr w:type="spellStart"/>
+      <w:r>
+        <w:rPr>
+          <w:sz w:val="24"/>
+          <w:szCs w:val="24"/>
+        </w:rPr>
+        <w:t>for</w:t>
+      </w:r>
+      <w:proofErr w:type="spellEnd"/>
+      <w:r>
+        <w:rPr>
+          <w:sz w:val="24"/>
+          <w:szCs w:val="24"/>
+        </w:rPr>
+        <w:t xml:space="preserve"> </w:t>
+      </w:r>
+      <w:proofErr w:type="spellStart"/>
+      <w:r>
+        <w:rPr>
+          <w:sz w:val="24"/>
+          <w:szCs w:val="24"/>
+        </w:rPr>
+        <w:t>item</w:t>
+      </w:r>
+      <w:proofErr w:type="spellEnd"/>
+      <w:r>
+        <w:rPr>
+          <w:sz w:val="24"/>
+          <w:szCs w:val="24"/>
+        </w:rPr>
+        <w:t xml:space="preserve"> </w:t>
+      </w:r>
+      <w:proofErr w:type="spellStart"/>
+      <w:r>
+        <w:rPr>
+          <w:sz w:val="24"/>
+          <w:szCs w:val="24"/>
+        </w:rPr>
+        <w:t>in</w:t>
+      </w:r>
+      <w:proofErr w:type="spellEnd"/>
+      <w:r>
+        <w:rPr>
+          <w:sz w:val="24"/>
+          <w:szCs w:val="24"/>
+        </w:rPr>
+        <w:t xml:space="preserve"> </w:t>
+      </w:r>
+      <w:proofErr w:type="spellStart"/>
+      <w:r>
+        <w:rPr>
+          <w:sz w:val="24"/>
+          <w:szCs w:val="24"/>
+        </w:rPr>
+        <w:t>subordination</w:t>
+      </w:r>
+      <w:proofErr w:type="spellEnd"/>
+      <w:r>
+        <w:rPr>
+          <w:sz w:val="24"/>
+          <w:szCs w:val="24"/>
+        </w:rPr>
+        <w:t xml:space="preserve"> %}</w:t>
       </w:r>
     </w:p>
     <w:sdt>
@@ -357,6 +486,7 @@
             </w:rPr>
             <w:t>{{</w:t>
           </w:r>
+          <w:proofErr w:type="spellStart"/>
           <w:r>
             <w:rPr>
               <w:sz w:val="24"/>
@@ -381,6 +511,7 @@
             </w:rPr>
             <w:t>next_comander_position</w:t>
           </w:r>
+          <w:proofErr w:type="spellEnd"/>
           <w:r>
             <w:rPr>
               <w:sz w:val="24"/>
@@ -434,7 +565,47 @@
           <w:highlight w:val="yellow"/>
           <w:lang w:val="uk-UA"/>
         </w:rPr>
-        <w:t>{{rank}} {{full_name}}</w:t>
+        <w:t>{{</w:t>
+      </w:r>
+      <w:proofErr w:type="spellStart"/>
+      <w:r>
+        <w:rPr>
+          <w:sz w:val="24"/>
+          <w:szCs w:val="24"/>
+          <w:highlight w:val="yellow"/>
+          <w:lang w:val="uk-UA"/>
+        </w:rPr>
+        <w:t>rank</w:t>
+      </w:r>
+      <w:proofErr w:type="spellEnd"/>
+      <w:r>
+        <w:rPr>
+          <w:sz w:val="24"/>
+          <w:szCs w:val="24"/>
+          <w:highlight w:val="yellow"/>
+          <w:lang w:val="uk-UA"/>
+        </w:rPr>
+        <w:t>}} {{</w:t>
+      </w:r>
+      <w:proofErr w:type="spellStart"/>
+      <w:r>
+        <w:rPr>
+          <w:sz w:val="24"/>
+          <w:szCs w:val="24"/>
+          <w:highlight w:val="yellow"/>
+          <w:lang w:val="uk-UA"/>
+        </w:rPr>
+        <w:t>full_name</w:t>
+      </w:r>
+      <w:proofErr w:type="spellEnd"/>
+      <w:r>
+        <w:rPr>
+          <w:sz w:val="24"/>
+          <w:szCs w:val="24"/>
+          <w:highlight w:val="yellow"/>
+          <w:lang w:val="uk-UA"/>
+        </w:rPr>
+        <w:t>}}</w:t>
       </w:r>
       <w:r>
         <w:rPr>
@@ -497,6 +668,7 @@
                 </w:rPr>
                 <w:t>{{</w:t>
               </w:r>
+              <w:proofErr w:type="spellStart"/>
               <w:r>
                 <w:rPr>
                   <w:sz w:val="24"/>
@@ -509,7 +681,15 @@
                   <w:sz w:val="24"/>
                   <w:szCs w:val="24"/>
                 </w:rPr>
-                <w:t xml:space="preserve">.full_job_title </w:t>
+                <w:t>.full_job_title</w:t>
+              </w:r>
+              <w:proofErr w:type="spellEnd"/>
+              <w:r>
+                <w:rPr>
+                  <w:sz w:val="24"/>
+                  <w:szCs w:val="24"/>
+                </w:rPr>
+                <w:t xml:space="preserve"> </w:t>
               </w:r>
               <w:r>
                 <w:rPr>
@@ -553,6 +733,7 @@
             </w:rPr>
             <w:t>{{</w:t>
           </w:r>
+          <w:proofErr w:type="spellStart"/>
           <w:r>
             <w:rPr>
               <w:sz w:val="24"/>
@@ -560,6 +741,7 @@
             </w:rPr>
             <w:t>item.rank</w:t>
           </w:r>
+          <w:proofErr w:type="spellEnd"/>
           <w:r>
             <w:rPr>
               <w:sz w:val="24"/>
@@ -604,6 +786,7 @@
             </w:rPr>
             <w:t>{{</w:t>
           </w:r>
+          <w:proofErr w:type="spellStart"/>
           <w:r>
             <w:rPr>
               <w:sz w:val="24"/>
@@ -611,6 +794,7 @@
             </w:rPr>
             <w:t>item.full_name</w:t>
           </w:r>
+          <w:proofErr w:type="spellEnd"/>
           <w:r>
             <w:rPr>
               <w:sz w:val="24"/>
@@ -655,7 +839,23 @@
               <w:sz w:val="24"/>
               <w:szCs w:val="24"/>
             </w:rPr>
-            <w:t xml:space="preserve">{{date}} </w:t>
+            <w:t>{{</w:t>
+          </w:r>
+          <w:proofErr w:type="spellStart"/>
+          <w:r>
+            <w:rPr>
+              <w:sz w:val="24"/>
+              <w:szCs w:val="24"/>
+            </w:rPr>
+            <w:t>date</w:t>
+          </w:r>
+          <w:proofErr w:type="spellEnd"/>
+          <w:r>
+            <w:rPr>
+              <w:sz w:val="24"/>
+              <w:szCs w:val="24"/>
+            </w:rPr>
+            <w:t xml:space="preserve">}} </w:t>
           </w:r>
           <w:r>
             <w:rPr>
@@ -680,7 +880,23 @@
           <w:sz w:val="24"/>
           <w:szCs w:val="24"/>
         </w:rPr>
-        <w:t>{% endfor %}</w:t>
+        <w:t xml:space="preserve">{% </w:t>
+      </w:r>
+      <w:proofErr w:type="spellStart"/>
+      <w:r>
+        <w:rPr>
+          <w:sz w:val="24"/>
+          <w:szCs w:val="24"/>
+        </w:rPr>
+        <w:t>endfor</w:t>
+      </w:r>
+      <w:proofErr w:type="spellEnd"/>
+      <w:r>
+        <w:rPr>
+          <w:sz w:val="24"/>
+          <w:szCs w:val="24"/>
+        </w:rPr>
+        <w:t xml:space="preserve"> %}</w:t>
       </w:r>
     </w:p>
     <w:sectPr>
@@ -790,14 +1006,34 @@
         <w:szCs w:val="24"/>
       </w:rPr>
     </w:pPr>
+    <w:proofErr w:type="spellStart"/>
     <w:r>
       <w:rPr>
         <w:rFonts w:ascii="Times New Roman" w:hAnsi="Times New Roman" w:cs="Times New Roman"/>
         <w:sz w:val="24"/>
         <w:szCs w:val="24"/>
       </w:rPr>
-      <w:t>Відкрита інформація</w:t>
+      <w:t>Відкрита</w:t>
     </w:r>
+    <w:proofErr w:type="spellEnd"/>
+    <w:r>
+      <w:rPr>
+        <w:rFonts w:ascii="Times New Roman" w:hAnsi="Times New Roman" w:cs="Times New Roman"/>
+        <w:sz w:val="24"/>
+        <w:szCs w:val="24"/>
+      </w:rPr>
+      <w:t xml:space="preserve"> </w:t>
+    </w:r>
+    <w:proofErr w:type="spellStart"/>
+    <w:r>
+      <w:rPr>
+        <w:rFonts w:ascii="Times New Roman" w:hAnsi="Times New Roman" w:cs="Times New Roman"/>
+        <w:sz w:val="24"/>
+        <w:szCs w:val="24"/>
+      </w:rPr>
+      <w:t>інформація</w:t>
+    </w:r>
+    <w:proofErr w:type="spellEnd"/>
   </w:p>
 </w:hdr>
 </file>
@@ -2419,6 +2655,7 @@
     <w:rsid w:val="00614A07"/>
     <w:rsid w:val="00634701"/>
     <w:rsid w:val="00651645"/>
+    <w:rsid w:val="00667FF3"/>
     <w:rsid w:val="00685196"/>
     <w:rsid w:val="006B7B2E"/>
     <w:rsid w:val="00746F27"/>
@@ -2426,6 +2663,7 @@
     <w:rsid w:val="007770D6"/>
     <w:rsid w:val="007B357B"/>
     <w:rsid w:val="007E608B"/>
+    <w:rsid w:val="00822352"/>
     <w:rsid w:val="008B1D81"/>
     <w:rsid w:val="00910730"/>
     <w:rsid w:val="00926827"/>

--- a/assets/templates/template_report.docx
+++ b/assets/templates/template_report.docx
@@ -548,7 +548,7 @@
           <w:szCs w:val="24"/>
           <w:lang w:val="uk-UA"/>
         </w:rPr>
-        <w:t>Клопочу по суті рапорту</w:t>
+        <w:t xml:space="preserve">Клопочу по суті </w:t>
       </w:r>
       <w:r>
         <w:rPr>
@@ -556,33 +556,30 @@
           <w:szCs w:val="24"/>
           <w:lang w:val="uk-UA"/>
         </w:rPr>
-        <w:t xml:space="preserve"> </w:t>
+        <w:t>рапорту</w:t>
       </w:r>
       <w:r>
         <w:rPr>
           <w:sz w:val="24"/>
           <w:szCs w:val="24"/>
-          <w:highlight w:val="yellow"/>
           <w:lang w:val="uk-UA"/>
         </w:rPr>
-        <w:t>{{</w:t>
+        <w:t xml:space="preserve"> {{</w:t>
       </w:r>
       <w:proofErr w:type="spellStart"/>
       <w:r>
         <w:rPr>
           <w:sz w:val="24"/>
           <w:szCs w:val="24"/>
-          <w:highlight w:val="yellow"/>
           <w:lang w:val="uk-UA"/>
         </w:rPr>
-        <w:t>rank</w:t>
+        <w:t>rank_genitsve</w:t>
       </w:r>
       <w:proofErr w:type="spellEnd"/>
       <w:r>
         <w:rPr>
           <w:sz w:val="24"/>
           <w:szCs w:val="24"/>
-          <w:highlight w:val="yellow"/>
           <w:lang w:val="uk-UA"/>
         </w:rPr>
         <w:t>}} {{</w:t>
@@ -592,17 +589,15 @@
         <w:rPr>
           <w:sz w:val="24"/>
           <w:szCs w:val="24"/>
-          <w:highlight w:val="yellow"/>
           <w:lang w:val="uk-UA"/>
         </w:rPr>
-        <w:t>full_name</w:t>
+        <w:t>full_name_genitsve</w:t>
       </w:r>
       <w:proofErr w:type="spellEnd"/>
       <w:r>
         <w:rPr>
           <w:sz w:val="24"/>
           <w:szCs w:val="24"/>
-          <w:highlight w:val="yellow"/>
           <w:lang w:val="uk-UA"/>
         </w:rPr>
         <w:t>}}</w:t>
@@ -2645,6 +2640,7 @@
     <w:rsid w:val="00485624"/>
     <w:rsid w:val="004C2053"/>
     <w:rsid w:val="004C66E6"/>
+    <w:rsid w:val="004D460C"/>
     <w:rsid w:val="00503CBA"/>
     <w:rsid w:val="00550E5A"/>
     <w:rsid w:val="005548EE"/>
@@ -2664,6 +2660,7 @@
     <w:rsid w:val="007B357B"/>
     <w:rsid w:val="007E608B"/>
     <w:rsid w:val="00822352"/>
+    <w:rsid w:val="008A656C"/>
     <w:rsid w:val="008B1D81"/>
     <w:rsid w:val="00910730"/>
     <w:rsid w:val="00926827"/>

--- a/assets/templates/template_report.docx
+++ b/assets/templates/template_report.docx
@@ -142,6 +142,10 @@
     <w:p>
       <w:pPr>
         <w:pStyle w:val="Bodytextnoindent"/>
+        <w:tabs>
+          <w:tab w:val="clear" w:pos="9923"/>
+          <w:tab w:val="left" w:pos="4245"/>
+        </w:tabs>
         <w:rPr>
           <w:sz w:val="24"/>
           <w:szCs w:val="24"/>
@@ -202,6 +206,26 @@
           </w:sdt>
         </w:sdtContent>
       </w:sdt>
+      <w:r>
+        <w:rPr>
+          <w:sz w:val="24"/>
+          <w:szCs w:val="24"/>
+        </w:rPr>
+        <w:tab/>
+      </w:r>
+    </w:p>
+    <w:p>
+      <w:pPr>
+        <w:pStyle w:val="Bodytextnoindent"/>
+        <w:tabs>
+          <w:tab w:val="clear" w:pos="9923"/>
+          <w:tab w:val="left" w:pos="4245"/>
+        </w:tabs>
+        <w:rPr>
+          <w:sz w:val="24"/>
+          <w:szCs w:val="24"/>
+        </w:rPr>
+      </w:pPr>
     </w:p>
     <w:p>
       <w:pPr>
@@ -624,6 +648,10 @@
     <w:p>
       <w:pPr>
         <w:pStyle w:val="Bodytextnoindent"/>
+        <w:tabs>
+          <w:tab w:val="clear" w:pos="9923"/>
+          <w:tab w:val="center" w:pos="4986"/>
+        </w:tabs>
         <w:rPr>
           <w:sz w:val="24"/>
           <w:szCs w:val="24"/>
@@ -698,6 +726,26 @@
           </w:sdt>
         </w:sdtContent>
       </w:sdt>
+      <w:r>
+        <w:rPr>
+          <w:sz w:val="24"/>
+          <w:szCs w:val="24"/>
+        </w:rPr>
+        <w:tab/>
+      </w:r>
+    </w:p>
+    <w:p>
+      <w:pPr>
+        <w:pStyle w:val="Bodytextnoindent"/>
+        <w:tabs>
+          <w:tab w:val="clear" w:pos="9923"/>
+          <w:tab w:val="center" w:pos="4986"/>
+        </w:tabs>
+        <w:rPr>
+          <w:sz w:val="24"/>
+          <w:szCs w:val="24"/>
+        </w:rPr>
+      </w:pPr>
     </w:p>
     <w:p>
       <w:pPr>
@@ -2625,6 +2673,7 @@
     <w:rsidRoot w:val="00B36AC8"/>
     <w:rsid w:val="0005650C"/>
     <w:rsid w:val="000713B0"/>
+    <w:rsid w:val="00090A87"/>
     <w:rsid w:val="000A6763"/>
     <w:rsid w:val="000F199C"/>
     <w:rsid w:val="00123C09"/>
@@ -2634,6 +2683,7 @@
     <w:rsid w:val="0028132A"/>
     <w:rsid w:val="002B0C04"/>
     <w:rsid w:val="003309B3"/>
+    <w:rsid w:val="00334DD4"/>
     <w:rsid w:val="003D4672"/>
     <w:rsid w:val="004015E9"/>
     <w:rsid w:val="0044503A"/>

--- a/assets/templates/template_report.docx
+++ b/assets/templates/template_report.docx
@@ -144,7 +144,7 @@
         <w:pStyle w:val="Bodytextnoindent"/>
         <w:tabs>
           <w:tab w:val="clear" w:pos="9923"/>
-          <w:tab w:val="left" w:pos="4245"/>
+          <w:tab w:val="center" w:pos="4986"/>
         </w:tabs>
         <w:rPr>
           <w:sz w:val="24"/>
@@ -181,7 +181,6 @@
                 <w:rPr>
                   <w:sz w:val="24"/>
                   <w:szCs w:val="24"/>
-                  <w:lang w:bidi="uk-UA"/>
                 </w:rPr>
                 <w:t>{{</w:t>
               </w:r>
@@ -198,7 +197,6 @@
                 <w:rPr>
                   <w:sz w:val="24"/>
                   <w:szCs w:val="24"/>
-                  <w:lang w:bidi="uk-UA"/>
                 </w:rPr>
                 <w:t>}}</w:t>
               </w:r>
@@ -211,7 +209,7 @@
           <w:sz w:val="24"/>
           <w:szCs w:val="24"/>
         </w:rPr>
-        <w:tab/>
+        <w:t xml:space="preserve">      </w:t>
       </w:r>
     </w:p>
     <w:p>
@@ -219,17 +217,76 @@
         <w:pStyle w:val="Bodytextnoindent"/>
         <w:tabs>
           <w:tab w:val="clear" w:pos="9923"/>
-          <w:tab w:val="left" w:pos="4245"/>
+          <w:tab w:val="center" w:pos="4986"/>
         </w:tabs>
-        <w:rPr>
-          <w:sz w:val="24"/>
-          <w:szCs w:val="24"/>
-        </w:rPr>
-      </w:pPr>
+        <w:jc w:val="center"/>
+        <w:rPr>
+          <w:sz w:val="24"/>
+          <w:szCs w:val="24"/>
+        </w:rPr>
+      </w:pPr>
+      <w:r>
+        <w:rPr>
+          <w:sz w:val="24"/>
+          <w:szCs w:val="24"/>
+        </w:rPr>
+        <w:t xml:space="preserve">{% </w:t>
+      </w:r>
+      <w:proofErr w:type="spellStart"/>
+      <w:r>
+        <w:rPr>
+          <w:sz w:val="24"/>
+          <w:szCs w:val="24"/>
+        </w:rPr>
+        <w:t>if</w:t>
+      </w:r>
+      <w:proofErr w:type="spellEnd"/>
+      <w:r>
+        <w:rPr>
+          <w:sz w:val="24"/>
+          <w:szCs w:val="24"/>
+        </w:rPr>
+        <w:t xml:space="preserve"> </w:t>
+      </w:r>
+      <w:proofErr w:type="spellStart"/>
+      <w:r>
+        <w:rPr>
+          <w:sz w:val="24"/>
+          <w:szCs w:val="24"/>
+        </w:rPr>
+        <w:t>signature</w:t>
+      </w:r>
+      <w:proofErr w:type="spellEnd"/>
+      <w:r>
+        <w:rPr>
+          <w:sz w:val="24"/>
+          <w:szCs w:val="24"/>
+        </w:rPr>
+        <w:t xml:space="preserve"> %}{{ </w:t>
+      </w:r>
+      <w:proofErr w:type="spellStart"/>
+      <w:r>
+        <w:rPr>
+          <w:sz w:val="24"/>
+          <w:szCs w:val="24"/>
+        </w:rPr>
+        <w:t>signature</w:t>
+      </w:r>
+      <w:proofErr w:type="spellEnd"/>
+      <w:r>
+        <w:rPr>
+          <w:sz w:val="24"/>
+          <w:szCs w:val="24"/>
+        </w:rPr>
+        <w:t xml:space="preserve"> }}{% else %}{% endif %}</w:t>
+      </w:r>
     </w:p>
     <w:p>
       <w:pPr>
         <w:pStyle w:val="Bodytextnoindent"/>
+        <w:tabs>
+          <w:tab w:val="left" w:pos="4770"/>
+        </w:tabs>
         <w:rPr>
           <w:sz w:val="24"/>
           <w:szCs w:val="24"/>
@@ -295,6 +352,13 @@
         </w:rPr>
         <w:tab/>
       </w:r>
+      <w:r>
+        <w:rPr>
+          <w:sz w:val="24"/>
+          <w:szCs w:val="24"/>
+        </w:rPr>
+        <w:tab/>
+      </w:r>
       <w:sdt>
         <w:sdtPr>
           <w:rPr>
@@ -335,68 +399,79 @@
         </w:sdtContent>
       </w:sdt>
     </w:p>
-    <w:sdt>
-      <w:sdtPr>
-        <w:rPr>
-          <w:sz w:val="24"/>
-          <w:szCs w:val="24"/>
-        </w:rPr>
-        <w:alias w:val="Дата"/>
-        <w:tag w:val="Дата"/>
-        <w:id w:val="1393611687"/>
-        <w:placeholder>
-          <w:docPart w:val="DefaultPlaceholder_1082065158"/>
-        </w:placeholder>
-      </w:sdtPr>
-      <w:sdtContent>
-        <w:p>
-          <w:pPr>
-            <w:pStyle w:val="Bodytextnoindent"/>
+    <w:p>
+      <w:pPr>
+        <w:pStyle w:val="Bodytextnoindent"/>
+        <w:tabs>
+          <w:tab w:val="clear" w:pos="9923"/>
+          <w:tab w:val="center" w:pos="4986"/>
+        </w:tabs>
+        <w:rPr>
+          <w:sz w:val="24"/>
+          <w:szCs w:val="24"/>
+        </w:rPr>
+      </w:pPr>
+      <w:sdt>
+        <w:sdtPr>
+          <w:rPr>
+            <w:sz w:val="24"/>
+            <w:szCs w:val="24"/>
+          </w:rPr>
+          <w:alias w:val="Дата"/>
+          <w:tag w:val="Дата"/>
+          <w:id w:val="1393611687"/>
+          <w:placeholder>
+            <w:docPart w:val="DefaultPlaceholder_1082065158"/>
+          </w:placeholder>
+        </w:sdtPr>
+        <w:sdtContent>
+          <w:r>
             <w:rPr>
               <w:sz w:val="24"/>
               <w:szCs w:val="24"/>
             </w:rPr>
-          </w:pPr>
+            <w:t>{{</w:t>
+          </w:r>
           <w:r>
             <w:rPr>
               <w:sz w:val="24"/>
               <w:szCs w:val="24"/>
             </w:rPr>
-            <w:t>{{</w:t>
-          </w:r>
+            <w:t xml:space="preserve"> </w:t>
+          </w:r>
+          <w:proofErr w:type="spellStart"/>
           <w:r>
             <w:rPr>
               <w:sz w:val="24"/>
               <w:szCs w:val="24"/>
             </w:rPr>
-            <w:t xml:space="preserve"> </w:t>
-          </w:r>
-          <w:proofErr w:type="spellStart"/>
+            <w:t>date</w:t>
+          </w:r>
+          <w:proofErr w:type="spellEnd"/>
           <w:r>
             <w:rPr>
               <w:sz w:val="24"/>
               <w:szCs w:val="24"/>
             </w:rPr>
-            <w:t>date</w:t>
-          </w:r>
-          <w:proofErr w:type="spellEnd"/>
+            <w:t>}}</w:t>
+          </w:r>
           <w:r>
             <w:rPr>
               <w:sz w:val="24"/>
               <w:szCs w:val="24"/>
             </w:rPr>
-            <w:t>}}</w:t>
-          </w:r>
-          <w:r>
-            <w:rPr>
-              <w:sz w:val="24"/>
-              <w:szCs w:val="24"/>
-            </w:rPr>
             <w:t xml:space="preserve"> р.</w:t>
           </w:r>
-        </w:p>
-      </w:sdtContent>
-    </w:sdt>
+        </w:sdtContent>
+      </w:sdt>
+      <w:r>
+        <w:rPr>
+          <w:sz w:val="24"/>
+          <w:szCs w:val="24"/>
+        </w:rPr>
+        <w:tab/>
+      </w:r>
+    </w:p>
     <w:p>
       <w:pPr>
         <w:pStyle w:val="Bodytextnoindent"/>
@@ -572,15 +647,7 @@
           <w:szCs w:val="24"/>
           <w:lang w:val="uk-UA"/>
         </w:rPr>
-        <w:t xml:space="preserve">Клопочу по суті </w:t>
-      </w:r>
-      <w:r>
-        <w:rPr>
-          <w:sz w:val="24"/>
-          <w:szCs w:val="24"/>
-          <w:lang w:val="uk-UA"/>
-        </w:rPr>
-        <w:t>рапорту</w:t>
+        <w:t>Клопочу по суті рапорту</w:t>
       </w:r>
       <w:r>
         <w:rPr>
@@ -741,11 +808,122 @@
           <w:tab w:val="clear" w:pos="9923"/>
           <w:tab w:val="center" w:pos="4986"/>
         </w:tabs>
-        <w:rPr>
-          <w:sz w:val="24"/>
-          <w:szCs w:val="24"/>
-        </w:rPr>
-      </w:pPr>
+        <w:jc w:val="center"/>
+        <w:rPr>
+          <w:sz w:val="24"/>
+          <w:szCs w:val="24"/>
+        </w:rPr>
+      </w:pPr>
+      <w:r>
+        <w:rPr>
+          <w:sz w:val="24"/>
+          <w:szCs w:val="24"/>
+          <w:lang w:val="en-US"/>
+        </w:rPr>
+        <w:t xml:space="preserve">{% if </w:t>
+      </w:r>
+      <w:proofErr w:type="spellStart"/>
+      <w:proofErr w:type="gramStart"/>
+      <w:r>
+        <w:rPr>
+          <w:sz w:val="24"/>
+          <w:szCs w:val="24"/>
+          <w:lang w:val="en-US"/>
+        </w:rPr>
+        <w:t>item.signature</w:t>
+      </w:r>
+      <w:proofErr w:type="spellEnd"/>
+      <w:proofErr w:type="gramEnd"/>
+      <w:r>
+        <w:rPr>
+          <w:sz w:val="24"/>
+          <w:szCs w:val="24"/>
+          <w:lang w:val="en-US"/>
+        </w:rPr>
+        <w:t xml:space="preserve"> </w:t>
+      </w:r>
+      <w:proofErr w:type="gramStart"/>
+      <w:r>
+        <w:rPr>
+          <w:sz w:val="24"/>
+          <w:szCs w:val="24"/>
+          <w:lang w:val="en-US"/>
+        </w:rPr>
+        <w:t xml:space="preserve">%}{{ </w:t>
+      </w:r>
+      <w:proofErr w:type="spellStart"/>
+      <w:r>
+        <w:rPr>
+          <w:sz w:val="24"/>
+          <w:szCs w:val="24"/>
+          <w:lang w:val="en-US"/>
+        </w:rPr>
+        <w:t>item</w:t>
+      </w:r>
+      <w:proofErr w:type="gramEnd"/>
+      <w:r>
+        <w:rPr>
+          <w:sz w:val="24"/>
+          <w:szCs w:val="24"/>
+          <w:lang w:val="en-US"/>
+        </w:rPr>
+        <w:t>.</w:t>
+      </w:r>
+      <w:proofErr w:type="gramStart"/>
+      <w:r>
+        <w:rPr>
+          <w:sz w:val="24"/>
+          <w:szCs w:val="24"/>
+          <w:lang w:val="en-US"/>
+        </w:rPr>
+        <w:t>signature</w:t>
+      </w:r>
+      <w:proofErr w:type="spellEnd"/>
+      <w:r>
+        <w:rPr>
+          <w:sz w:val="24"/>
+          <w:szCs w:val="24"/>
+          <w:lang w:val="en-US"/>
+        </w:rPr>
+        <w:t xml:space="preserve"> }}{</w:t>
+      </w:r>
+      <w:proofErr w:type="gramEnd"/>
+      <w:r>
+        <w:rPr>
+          <w:sz w:val="24"/>
+          <w:szCs w:val="24"/>
+          <w:lang w:val="en-US"/>
+        </w:rPr>
+        <w:t xml:space="preserve">% else </w:t>
+      </w:r>
+      <w:proofErr w:type="gramStart"/>
+      <w:r>
+        <w:rPr>
+          <w:sz w:val="24"/>
+          <w:szCs w:val="24"/>
+          <w:lang w:val="en-US"/>
+        </w:rPr>
+        <w:t>%}{</w:t>
+      </w:r>
+      <w:proofErr w:type="gramEnd"/>
+      <w:r>
+        <w:rPr>
+          <w:sz w:val="24"/>
+          <w:szCs w:val="24"/>
+          <w:lang w:val="en-US"/>
+        </w:rPr>
+        <w:t xml:space="preserve">% </w:t>
+      </w:r>
+      <w:proofErr w:type="gramStart"/>
+      <w:r>
+        <w:rPr>
+          <w:sz w:val="24"/>
+          <w:szCs w:val="24"/>
+          <w:lang w:val="en-US"/>
+        </w:rPr>
+        <w:t>endif %}</w:t>
+      </w:r>
+      <w:proofErr w:type="gramEnd"/>
     </w:p>
     <w:p>
       <w:pPr>
@@ -858,6 +1036,10 @@
     <w:p>
       <w:pPr>
         <w:pStyle w:val="Bodytextnoindent"/>
+        <w:tabs>
+          <w:tab w:val="clear" w:pos="9923"/>
+          <w:tab w:val="center" w:pos="4986"/>
+        </w:tabs>
         <w:rPr>
           <w:sz w:val="24"/>
           <w:szCs w:val="24"/>
@@ -943,8 +1125,8 @@
       </w:r>
     </w:p>
     <w:sectPr>
-      <w:headerReference w:type="default" r:id="rId7"/>
-      <w:footerReference w:type="default" r:id="rId8"/>
+      <w:headerReference w:type="default" r:id="rId8"/>
+      <w:footerReference w:type="default" r:id="rId9"/>
       <w:pgSz w:w="12240" w:h="15840"/>
       <w:pgMar w:top="1134" w:right="567" w:bottom="1134" w:left="1701" w:header="720" w:footer="720" w:gutter="0"/>
       <w:cols w:space="720"/>
@@ -2627,11 +2809,10 @@
   </w:font>
   <w:font w:name="Tahoma">
     <w:panose1 w:val="020B0604030504040204"/>
-    <w:charset w:val="00"/>
+    <w:charset w:val="CC"/>
     <w:family w:val="swiss"/>
-    <w:notTrueType/>
     <w:pitch w:val="variable"/>
-    <w:sig w:usb0="00000003" w:usb1="00000000" w:usb2="00000000" w:usb3="00000000" w:csb0="00000001" w:csb1="00000000"/>
+    <w:sig w:usb0="E1002EFF" w:usb1="C000605B" w:usb2="00000029" w:usb3="00000000" w:csb0="000101FF" w:csb1="00000000"/>
   </w:font>
   <w:font w:name="Calibri Light">
     <w:panose1 w:val="020F0302020204030204"/>
@@ -2671,16 +2852,23 @@
   </w:compat>
   <w:rsids>
     <w:rsidRoot w:val="00B36AC8"/>
+    <w:rsid w:val="0000713E"/>
+    <w:rsid w:val="000550B8"/>
     <w:rsid w:val="0005650C"/>
     <w:rsid w:val="000713B0"/>
     <w:rsid w:val="00090A87"/>
     <w:rsid w:val="000A6763"/>
     <w:rsid w:val="000F199C"/>
     <w:rsid w:val="00123C09"/>
+    <w:rsid w:val="00195C1D"/>
+    <w:rsid w:val="001B1FD0"/>
     <w:rsid w:val="001D1440"/>
     <w:rsid w:val="001E56A4"/>
     <w:rsid w:val="00230774"/>
+    <w:rsid w:val="00261C72"/>
+    <w:rsid w:val="002753E8"/>
     <w:rsid w:val="0028132A"/>
+    <w:rsid w:val="002A6815"/>
     <w:rsid w:val="002B0C04"/>
     <w:rsid w:val="003309B3"/>
     <w:rsid w:val="00334DD4"/>
@@ -2696,7 +2884,9 @@
     <w:rsid w:val="005548EE"/>
     <w:rsid w:val="005559A7"/>
     <w:rsid w:val="00584042"/>
+    <w:rsid w:val="005A2DBD"/>
     <w:rsid w:val="005A60A6"/>
+    <w:rsid w:val="005B1ED1"/>
     <w:rsid w:val="005B4054"/>
     <w:rsid w:val="00614A07"/>
     <w:rsid w:val="00634701"/>
@@ -2722,6 +2912,8 @@
     <w:rsid w:val="009F31F6"/>
     <w:rsid w:val="00A37E7B"/>
     <w:rsid w:val="00A94246"/>
+    <w:rsid w:val="00AA2FC2"/>
+    <w:rsid w:val="00AD182D"/>
     <w:rsid w:val="00AD32B5"/>
     <w:rsid w:val="00B32066"/>
     <w:rsid w:val="00B36AC8"/>
@@ -2730,22 +2922,28 @@
     <w:rsid w:val="00B9065D"/>
     <w:rsid w:val="00BD7886"/>
     <w:rsid w:val="00BF017D"/>
+    <w:rsid w:val="00C14966"/>
     <w:rsid w:val="00C3067D"/>
     <w:rsid w:val="00C45D5A"/>
     <w:rsid w:val="00C50478"/>
     <w:rsid w:val="00C62CCE"/>
     <w:rsid w:val="00C80751"/>
     <w:rsid w:val="00C84096"/>
+    <w:rsid w:val="00CD2A44"/>
     <w:rsid w:val="00D20286"/>
     <w:rsid w:val="00D521E8"/>
+    <w:rsid w:val="00DD37AB"/>
+    <w:rsid w:val="00DD4161"/>
     <w:rsid w:val="00E700B0"/>
     <w:rsid w:val="00E71DA8"/>
     <w:rsid w:val="00EB5AF9"/>
+    <w:rsid w:val="00EF61F1"/>
     <w:rsid w:val="00F07FD5"/>
     <w:rsid w:val="00F15C9B"/>
     <w:rsid w:val="00F44BD8"/>
     <w:rsid w:val="00FB2192"/>
     <w:rsid w:val="00FD4768"/>
+    <w:rsid w:val="00FF2233"/>
   </w:rsids>
   <m:mathPr>
     <m:mathFont m:val="Cambria Math"/>
@@ -3550,4 +3748,16 @@
     </a:ext>
   </a:extLst>
 </a:theme>
+</file>
+
+<file path=customXml/item1.xml><?xml version="1.0" encoding="utf-8"?>
+<b:Sources xmlns:b="http://schemas.openxmlformats.org/officeDocument/2006/bibliography" xmlns="http://schemas.openxmlformats.org/officeDocument/2006/bibliography" SelectedStyle="\APASixthEditionOfficeOnline.xsl" StyleName="APA" Version="6"/>
+</file>
+
+<file path=customXml/itemProps1.xml><?xml version="1.0" encoding="utf-8"?>
+<ds:datastoreItem xmlns:ds="http://schemas.openxmlformats.org/officeDocument/2006/customXml" ds:itemID="{9D7E2F0E-FEF5-4EE3-ACDB-69AC8E5E995D}">
+  <ds:schemaRefs>
+    <ds:schemaRef ds:uri="http://schemas.openxmlformats.org/officeDocument/2006/bibliography"/>
+  </ds:schemaRefs>
+</ds:datastoreItem>
 </file>